--- a/NiXZ-121_Report.docx
+++ b/NiXZ-121_Report.docx
@@ -76,7 +76,7 @@
     </w:p>
     <w:p>
       <w:r>
-        <w:t>We describe a two-stage automated quality-control pipeline for a spatially resolved X-ray absorption near-edge structure (XANES) dataset acquired at the NSRRC TPS 44A quick-EXAFS (QEXAFS) beamline on a Ni sample scanned over an 11 x 11 spatial grid (121 sections total). Stage one applies the standard xraylarch pre_edge routine to obtain edge energy E0, edge step Delta mu 0, and normalized absorption per cell. Stage two evaluates eleven configurable rules producing two orthogonal per-cell flags -- smooth (measurement quality) and consistent (grid-wide chemistry agreement) -- via robust median-absolute-deviation z-scores computed against only cells that pass a hard edge_step gate. Thresholds are data-driven, calibrated from the observed 121-cell distributions. A dedicated rule (C-CUMDIFF) implements Lippold et al.'s criterion 7 adapted to spatial mapping: the reference is the 8-neighbour mean rather than a scan leave-one-out average. The full workflow is exposed through a Tk GUI and a headless CLI, with all thresholds and edge parameters editable from a single tabbed configuration panel.</w:t>
+        <w:t>We describe a two-stage automated quality-control pipeline for a spatially resolved X-ray absorption near-edge structure (XANES) dataset acquired at the NSRRC TPS 44A quick-EXAFS (QEXAFS) beamline on a Ni sample scanned over an 11 x 11 spatial grid (121 sections total). Stage one applies the standard xraylarch pre_edge routine [1] to obtain edge energy E0, edge step Delta mu 0, and normalized absorption per cell. Stage two evaluates eleven configurable rules producing two orthogonal per-cell flags -- smooth (measurement quality) and consistent (grid-wide chemistry agreement) -- via robust median-absolute-deviation z-scores [7] computed against only cells that pass a hard edge_step gate [3, 8]. Thresholds are data-driven, calibrated from the observed 121-cell distributions. A dedicated rule (C-CUMDIFF) implements Lippold et al.'s criterion 7 [5] adapted to spatial mapping: the reference is the 8-neighbour mean rather than a scan leave-one-out average. The full workflow is exposed through a Tk GUI and a headless CLI, with all thresholds and edge parameters editable from a single tabbed configuration panel.</w:t>
       </w:r>
     </w:p>
     <w:p>
@@ -94,7 +94,7 @@
     </w:p>
     <w:p>
       <w:r>
-        <w:t>Existing XAS quality-control literature focuses either on single bulk-transmission spectra (Gaur et al. 2026) or on repeated scans of the same sample (Lippold et al. 2005). Neither directly addresses the spatial-mapping case, where genuine chemical differences between neighbouring cells must be preserved rather than flagged as artefacts. Our two-flag design (smooth vs consistent) preserves this distinction: a cell whose consistent flag fires but whose smooth flag is clean represents a candidate for further chemical analysis, not a candidate for exclusion.</w:t>
+        <w:t>Existing XAS quality-control literature focuses either on single bulk-transmission spectra (Gaur et al. [6]) or on repeated scans of the same sample (Lippold et al. [5]). Neither directly addresses the spatial-mapping case, where genuine chemical differences between neighbouring cells must be preserved rather than flagged as artefacts. Our two-flag design (smooth vs consistent) preserves this distinction: a cell whose consistent flag fires but whose smooth flag is clean represents a candidate for further chemical analysis, not a candidate for exclusion. A closely related decision framework for full-field transmission X-ray microscopy is the TXM-Wizard by Liu et al. [3], from which we borrow the edge-jump filter and normalization-slope filter concepts.</w:t>
       </w:r>
     </w:p>
     <w:p>
@@ -141,7 +141,7 @@
     </w:p>
     <w:p>
       <w:r>
-        <w:t>Stage one closely follows the xraylarch documentation (Newville, xraylarch 2026.3.1, section 14.2). For each cell we:</w:t>
+        <w:t>Stage one closely follows the xraylarch documentation (Newville, xraylarch 2026.3.1, section 14.2 [1]). The isolate-edge-then-normalize convention -- linear pre-edge subtraction, polynomial post-edge fit, division by edge step -- is standard across all modern XAS analysis packages including ATHENA / ARTEMIS [9] and the earlier IFEFFIT toolkit. An alternative background-removal method (MBACK [4]) uses tabulated absorption cross-sections to anchor the post-edge asymptote and can be preferable for fluorescence data, but transmission-mode QEXAFS data such as ours is well served by the polynomial approach. For each cell we:</w:t>
       </w:r>
     </w:p>
     <w:p>
@@ -448,7 +448,7 @@
     </w:p>
     <w:p>
       <w:r>
-        <w:t>All grid-scoped rules use a robust z-score based on median and median-absolute deviation (MAD), following Leys et al. 2013:</w:t>
+        <w:t>All grid-scoped rules use a robust z-score based on median and median-absolute deviation (MAD), following Leys et al. [7]:</w:t>
       </w:r>
     </w:p>
     <w:p>
@@ -522,7 +522,7 @@
     </w:p>
     <w:p>
       <w:r>
-        <w:t>The scale factor 1.4826 ensures that the resulting z is unit-normal-distributed for large samples drawn from N(0, sigma^2). Median and MAD are computed only over cells passing GATE-EDGE, so off-sample pixels do not skew the baseline. When MAD evaluates to zero (unrealistically uniform grid), the rule returns N/A rather than falsely PASSing.</w:t>
+        <w:t>The scale factor 1.4826 = 1 / Phi^{-1}(0.75) ensures that the resulting z is unit-normal-distributed for large samples drawn from N(0, sigma^2). Median and MAD are computed only over cells passing GATE-EDGE, so off-sample pixels do not skew the baseline. When MAD evaluates to zero (unrealistically uniform grid), the rule returns N/A rather than falsely PASSing. Leys et al. [7] recommend warn_z = 2.5 as a sensible default for real experimental distributions and warn_z = 3 as very conservative; classical standard-deviation-based outlier detection has a breakdown point of 0% (a single arbitrary outlier can move the mean and inflate the standard deviation without bound), whereas MAD has a breakdown point of 50%, making it robust to the very artefacts we are trying to detect.</w:t>
       </w:r>
     </w:p>
     <w:p>
@@ -608,12 +608,12 @@
         <w:pStyle w:val="Heading3"/>
       </w:pPr>
       <w:r>
-        <w:t>4.4 Rule catalogue</w:t>
+        <w:t>4.4 Rule catalogue and physical basis</w:t>
       </w:r>
     </w:p>
     <w:p>
       <w:r>
-        <w:t>The current implementation registers the following eleven rules. Each row lists the rule ID, flag, scope, prerequisite rules, and the underlying observable.</w:t>
+        <w:t>The current implementation registers the following eleven rules. Each row lists the rule ID, flag, scope, prerequisite rules, and the underlying observable. The narrative below the table maps each rule (or rule cluster) to the physical or statistical result it operationalises, and to the source in which that result was first described.</w:t>
       </w:r>
     </w:p>
     <w:tbl>
@@ -1440,6 +1440,41 @@
       </w:tr>
     </w:tbl>
     <w:p>
+      <w:r>
+        <w:t>GATE-EDGE bounds. The lower bound implements a version of the TXM-Wizard edge-jump filter [3], which rejects pixels whose edge step falls below a user-set multiple of the local pre-edge noise. For a transmission-mode measurement at a photon energy above the absorption edge, the sample's absorptance follows the Beer-Lambert law A = 1 - exp(-mu * t * rho), so the observable edge step is monotonically increasing in the product of areal absorber density and thickness. Cells whose edge step falls below 0.10 correspond to a Ni areal loading indistinguishable from zero for our beam profile, i.e. off-sample or void pixels. The upper bound protects against the thickness effect described by Stern and Kim [8]: at total absorption products above roughly mu * t ~ 2.5, the measured pre-edge to post-edge jump saturates, distorting the white-line amplitude and the EXAFS oscillations. Gaur et al. [6] adopt the wider range [0.5, 2.0] for bulk-transmission single-spectrum acquisition; we use [0.10, 1.5] to preserve the physical meaning of the lower bound for our mapping case, in which off-sample pixels are expected.</w:t>
+      </w:r>
+    </w:p>
+    <w:p>
+      <w:r>
+        <w:t>CAL-EREF. Absolute energy calibration against a foil placed downstream of the sample is standard beamline practice [6]. Our L1 check confirms the reference channel's E0 lands close enough to the tabulated Ni K edge value that the identification is unambiguous; the wide default window [-5, 25] eV accommodates the current beamline's systematic monochromator scaling offset of approximately +13 eV. L3 checks internal consistency: because the same reference foil is measured simultaneously with every cell, its E0 should be spatially constant across the grid. Any significant scatter indicates a scan-time drift in the monochromator or in the pixel-time energy reconstruction. The current 121-cell run has 77 L3 WARN cells, motivating either an increase in ref_e0_spread_tol_eV or a look at row-time correlation.</w:t>
+      </w:r>
+    </w:p>
+    <w:p>
+      <w:r>
+        <w:t>R-SNR and R-PRE-FLAT. The classical TXM-Wizard normalization filter [3] flags pixels whose fitted pre-edge slope is anomalously large; we split the underlying concern into two rules with different observables. R-PRE-FLAT looks at the residual of the linear pre-edge fit, which grows when the pre-edge region is contaminated by scattering, harmonic content, or amplifier nonlinearity. R-SNR uses the dimensionless ratio edge_step / q3_pre_flatness (both measured in raw mu units so their ratio is unitless) as an edge-to-baseline-noise figure of merit, directly analogous to the edge-jump filter threshold EJFT used in TXM-Wizard's manual (EJFT = 8 in worked examples).</w:t>
+      </w:r>
+    </w:p>
+    <w:p>
+      <w:r>
+        <w:t>R-NOISE-HF. Random shot noise in a transmission measurement produces high-frequency, uncorrelated fluctuations superimposed on the smoothly varying atomic and structural absorption. We isolate that noise by taking the second finite difference of the flattened spectrum in the EXAFS region (E &gt;= E0 + 150 eV), which suppresses linear and quadratic drift and passes noise. The RMS of the resulting series is used as a per-cell noise proxy. Xraylarch's estimate_noise routine [2] performs an analogous computation designed for chi(R) analysis but is not directly applicable to our raw normalized data.</w:t>
+      </w:r>
+    </w:p>
+    <w:p>
+      <w:r>
+        <w:t>R-GLITCH. Bragg glitches from the monochromator's Si(111) crystal, top-up injection transients on the storage ring, and individual bad pixels all manifest as isolated points that deviate strongly from their neighbours in the derivative. We use the same first-difference stream underlying R-NOISE-HF but count the number of points exceeding 5 x MAD, rather than summing their energy. An absolute threshold max_count = 5 ensures that a cell with even a few genuine glitches fails regardless of the grid-wide statistics, since a single misplaced point in the near-edge region can invalidate white-line amplitude estimates.</w:t>
+      </w:r>
+    </w:p>
+    <w:p>
+      <w:r>
+        <w:t>R-EDGE-FWHM. The full-width at half-maximum of the first derivative dmu/dE at the absorption edge is a convolution of the Ni 1s core-hole lifetime broadening (approximately 1.4 eV FWHM), the monochromator's energy resolution (~1 eV FWHM at 8 keV for Si(111)), and any additional broadening from unresolved chemical-state distributions or sample inhomogeneity within the beam footprint. Gaur et al. [6] use an absolute FWHM window of [0.5, 2.0] eV as a resolution acceptance criterion for XAS database inclusion. For a spatial map at a single beamline, the resolution component is constant across cells, so we use a grid-relative two-sided MAD z-score instead: broadening flags real inhomogeneity, narrowing flags white-line loss or E0 mis-identification.</w:t>
+      </w:r>
+    </w:p>
+    <w:p>
+      <w:r>
+        <w:t>R-NORM-COEFS. The larch pre_edge routine returns three coefficients describing the post-edge polynomial fit -- the constant norm_c0 (which sets the normalization scale), the linear norm_c1, and the quadratic norm_c2 -- together with the pre-edge line slope pre_slope. For a spatially uniform beam and detector, these should form a tight distribution across the 121 cells. Anomalies in any of the three signal scattering, harmonic contamination, saturation, or a misplaced pre/post-edge window. We take the single worst |z| among the three as the rule's value, with the reason string identifying which coefficient triggered.</w:t>
+      </w:r>
+    </w:p>
+    <w:p>
       <w:pPr>
         <w:pStyle w:val="Heading3"/>
       </w:pPr>
@@ -1449,7 +1484,7 @@
     </w:p>
     <w:p>
       <w:r>
-        <w:t>C-SHAPE quantifies overall spectral shape agreement using the Ravel and Newville R-factor. Cells passing GATE-EDGE and CAL-EREF have their corrected norm interpolated onto the common grid [E0_med - 30, E0_med + 150] eV at 0.30 eV step. The pointwise median across all interpolated cells forms the reference n_med, and each cell's residual is:</w:t>
+        <w:t>C-SHAPE quantifies overall spectral shape agreement using the R-factor of Ravel and Newville [9] as originally defined for ATHENA / ARTEMIS quantitative fit quality assessment. Cells passing GATE-EDGE and CAL-EREF have their corrected norm interpolated onto the common grid [E0_med - 30, E0_med + 150] eV at 0.30 eV step. The pointwise median across all interpolated cells forms the reference n_med, and each cell's residual is:</w:t>
       </w:r>
     </w:p>
     <w:p>
@@ -1595,7 +1630,7 @@
     </w:p>
     <w:p>
       <w:r>
-        <w:t>C-CUMDIFF implements Lippold et al.'s criterion 7 with the reference redefined as the mean of the eight spatial neighbours rather than a scan-wise leave-one-out average. Given corrected spectra spec and reference ref on the same grid:</w:t>
+        <w:t>C-CUMDIFF implements Lippold et al.'s [5] criterion 7 with the reference redefined as the mean of the eight spatial neighbours rather than a scan-wise leave-one-out average. Lippold et al. compared eight statistical criteria for detecting systematic deviations in repeated BioXAS scans and found that the standard deviation of the residual of the cumulative-difference spectrum after a linear-regression detrend was the most reliable single figure of merit. Given corrected spectra spec and reference ref on the same grid:</w:t>
       </w:r>
     </w:p>
     <w:p>
@@ -1671,12 +1706,12 @@
     </w:p>
     <w:p>
       <w:r>
-        <w:t>Criterion 7 is the standard deviation of A(j) after a linear-regression detrend. Cumulative summation amplifies four archetypal systematic deviations (group offsets, jump discontinuities, slope changes, periodic bending) while attenuating random noise. Cells with fewer than two valid spatial neighbours on the common grid return N/A. The Lippold paper's absolute stopping threshold (0.1) is system-specific and is not applied here; a grid-relative MAD z-score is used instead.</w:t>
+        <w:t>Criterion 7 is the standard deviation of A(j) after a linear-regression detrend. Cumulative summation amplifies four archetypal systematic deviations (group offsets, jump discontinuities, slope changes, periodic bending) while attenuating random noise; this amplification factor is empirically two to three orders of magnitude for the artefacts illustrated in Lippold et al. [5], Table 1. Cells with fewer than two valid spatial neighbours on the common grid return N/A. The Lippold paper's absolute stopping threshold (0.1) is system-specific and is not applied here; a grid-relative MAD z-score is used instead.</w:t>
       </w:r>
     </w:p>
     <w:p>
       <w:r>
-        <w:t>C-E0-NBR compares each cell's corrected E0 against the median of its up to eight spatial neighbours' corrected E0s, applying a two-sided robust z-score. Because a hit here can indicate genuine chemistry, only the consistent flag is affected.</w:t>
+        <w:t>C-E0-NBR compares each cell's corrected E0 against the median of its up to eight spatial neighbours' corrected E0s, applying a two-sided robust z-score. This is spatially local rather than grid-global because gradual electrochemical gradients across the sample are expected and should not produce failures; only cells that step out from their immediate spatial context are flagged. The concept is closest to the edge-energy grouping proposed by Liu et al. [3] in the TXM-Wizard context, though we use a neighbour-median comparison rather than a global cluster label. Because a hit here can indicate genuine chemistry (different oxidation state at that spot), only the consistent flag is affected -- usability is preserved.</w:t>
       </w:r>
     </w:p>
     <w:p>
@@ -1694,12 +1729,12 @@
     </w:p>
     <w:p>
       <w:r>
-        <w:t>The edge_step distribution is bimodal: 6 cells cluster at [0.043, 0.062] (off-sample / near-void pixels), a natural gap sits at [0.099, 0.131] with only 2 cells, and the remaining 110 real cells populate [0.13, 0.93]. The chosen lower bound 0.10 sits in the gap; 90.9% of cells pass. All 11 failures lie on the sample's geometric left edge (X10_-5 column) or corners, consistent with the intended semantics of GATE-EDGE. The Gaur 2026 recommendation of [0.5, 2.0] would reject 102 of 121 cells and is therefore inappropriate for spatial mapping.</w:t>
+        <w:t>The edge_step distribution is bimodal: 6 cells cluster at [0.043, 0.062] (off-sample / near-void pixels), a natural gap sits at [0.099, 0.131] with only 2 cells, and the remaining 110 real cells populate [0.13, 0.93]. The chosen lower bound 0.10 sits in the gap; 90.9% of cells pass. All 11 failures lie on the sample's geometric left edge (X10_-5 column) or corners, consistent with the intended semantics of GATE-EDGE. The Gaur et al. [6] recommendation of [0.5, 2.0] would reject 102 of 121 cells and is therefore inappropriate for spatial mapping in which off-sample pixels are structurally present. The upper bound 1.5 sits well above the observed maximum of 0.93 but leaves headroom for thicker future samples before the thickness-effect regime [8].</w:t>
       </w:r>
     </w:p>
     <w:p>
       <w:r>
-        <w:t>For R-EDGE-FWHM and R-NORM-COEFS the 110 gate-pass values are near-Gaussian (percentile ratio P50(|z|)/max ~ 0.67, matching the theoretical N(0,1) MAD/max ratio 0.6745). The old defaults warn_z = 3, fail_z = 5 correspond to 3-sigma and 5-sigma respectively; on n = 110 the 5-sigma level triggers essentially never (theoretical rate 6e-7). We therefore adopted warn_z = 2.5 (Leys 2013 default) and fail_z = 4 (clear outlier line for a near-Gaussian). Under the new thresholds R-EDGE-FWHM flags 3 WARN 0 FAIL and R-NORM-COEFS flags 2 WARN 0 FAIL, while any future outlier at |z| &gt;= 4 is caught immediately.</w:t>
+        <w:t>For R-EDGE-FWHM and R-NORM-COEFS the 110 gate-pass values are near-Gaussian (percentile ratio P50(|z|)/max ~ 0.67, matching the theoretical N(0,1) MAD/max ratio 0.6745). The old defaults warn_z = 3, fail_z = 5 correspond to 3-sigma and 5-sigma respectively; on n = 110 the 5-sigma level triggers essentially never (theoretical rate 6e-7 per cell, i.e. one occurrence per ~1.7 million cells for a purely Gaussian distribution). We therefore adopted warn_z = 2.5 (Leys et al. [7] default) and fail_z = 4 (clear outlier line for a near-Gaussian, corresponding to a Gaussian tail probability of ~6e-5). Under the new thresholds R-EDGE-FWHM flags 3 WARN 0 FAIL and R-NORM-COEFS flags 2 WARN 0 FAIL on the current data, while any future outlier at |z| &gt;= 4 will be caught immediately.</w:t>
       </w:r>
     </w:p>
     <w:p>

--- a/NiXZ-121_Report.docx
+++ b/NiXZ-121_Report.docx
@@ -2906,567 +2906,226 @@
       </w:r>
     </w:p>
     <w:p>
+      <w:pPr>
+        <w:spacing w:after="80"/>
+        <w:ind w:left="425" w:hanging="425"/>
+      </w:pPr>
       <w:r>
-        <w:t>The following sources ground individual rule choices; verification status column indicates whether the original text was consulted in full for this project.</w:t>
+        <w:t xml:space="preserve">[1] M. Newville, "XAFS: Pre-edge Subtraction, Normalization, and data treatment," </w:t>
+      </w:r>
+      <w:r>
+        <w:rPr>
+          <w:i/>
+        </w:rPr>
+        <w:t>xraylarch</w:t>
+      </w:r>
+      <w:r>
+        <w:t xml:space="preserve"> 2026.3.1 documentation §14.2, https://xraypy.github.io/xraylarch/xafs_preedge.html.</w:t>
       </w:r>
     </w:p>
-    <w:tbl>
-      <w:tblPr>
-        <w:tblStyle w:val="LightGrid-Accent1"/>
-        <w:tblW w:type="auto" w:w="0"/>
-        <w:tblLook w:firstColumn="1" w:firstRow="1" w:lastColumn="0" w:lastRow="0" w:noHBand="0" w:noVBand="1" w:val="04A0"/>
-      </w:tblPr>
-      <w:tblGrid>
-        <w:gridCol w:w="2351"/>
-        <w:gridCol w:w="2351"/>
-        <w:gridCol w:w="2351"/>
-        <w:gridCol w:w="2351"/>
-      </w:tblGrid>
-      <w:tr>
-        <w:tc>
-          <w:tcPr>
-            <w:tcW w:type="dxa" w:w="2351"/>
-          </w:tcPr>
-          <w:p>
-            <w:r>
-              <w:rPr>
-                <w:b/>
-                <w:sz w:val="20"/>
-              </w:rPr>
-              <w:t>#</w:t>
-            </w:r>
-          </w:p>
-        </w:tc>
-        <w:tc>
-          <w:tcPr>
-            <w:tcW w:type="dxa" w:w="2351"/>
-          </w:tcPr>
-          <w:p>
-            <w:r>
-              <w:rPr>
-                <w:b/>
-                <w:sz w:val="20"/>
-              </w:rPr>
-              <w:t>Reference</w:t>
-            </w:r>
-          </w:p>
-        </w:tc>
-        <w:tc>
-          <w:tcPr>
-            <w:tcW w:type="dxa" w:w="2351"/>
-          </w:tcPr>
-          <w:p>
-            <w:r>
-              <w:rPr>
-                <w:b/>
-                <w:sz w:val="20"/>
-              </w:rPr>
-              <w:t>Used for</w:t>
-            </w:r>
-          </w:p>
-        </w:tc>
-        <w:tc>
-          <w:tcPr>
-            <w:tcW w:type="dxa" w:w="2351"/>
-          </w:tcPr>
-          <w:p>
-            <w:r>
-              <w:rPr>
-                <w:b/>
-                <w:sz w:val="20"/>
-              </w:rPr>
-              <w:t>Verified</w:t>
-            </w:r>
-          </w:p>
-        </w:tc>
-      </w:tr>
-      <w:tr>
-        <w:tc>
-          <w:tcPr>
-            <w:tcW w:type="dxa" w:w="2351"/>
-          </w:tcPr>
-          <w:p>
-            <w:r>
-              <w:rPr>
-                <w:sz w:val="18"/>
-              </w:rPr>
-              <w:t>1</w:t>
-            </w:r>
-          </w:p>
-        </w:tc>
-        <w:tc>
-          <w:tcPr>
-            <w:tcW w:type="dxa" w:w="2351"/>
-          </w:tcPr>
-          <w:p>
-            <w:r>
-              <w:rPr>
-                <w:sz w:val="18"/>
-              </w:rPr>
-              <w:t>M. Newville, xraylarch 2026.3.1 documentation section 14.2</w:t>
-            </w:r>
-          </w:p>
-        </w:tc>
-        <w:tc>
-          <w:tcPr>
-            <w:tcW w:type="dxa" w:w="2351"/>
-          </w:tcPr>
-          <w:p>
-            <w:r>
-              <w:rPr>
-                <w:sz w:val="18"/>
-              </w:rPr>
-              <w:t>pre_edge algorithm and outputs</w:t>
-            </w:r>
-          </w:p>
-        </w:tc>
-        <w:tc>
-          <w:tcPr>
-            <w:tcW w:type="dxa" w:w="2351"/>
-          </w:tcPr>
-          <w:p>
-            <w:r>
-              <w:rPr>
-                <w:sz w:val="18"/>
-              </w:rPr>
-              <w:t>yes</w:t>
-            </w:r>
-          </w:p>
-        </w:tc>
-      </w:tr>
-      <w:tr>
-        <w:tc>
-          <w:tcPr>
-            <w:tcW w:type="dxa" w:w="2351"/>
-          </w:tcPr>
-          <w:p>
-            <w:r>
-              <w:rPr>
-                <w:sz w:val="18"/>
-              </w:rPr>
-              <w:t>2</w:t>
-            </w:r>
-          </w:p>
-        </w:tc>
-        <w:tc>
-          <w:tcPr>
-            <w:tcW w:type="dxa" w:w="2351"/>
-          </w:tcPr>
-          <w:p>
-            <w:r>
-              <w:rPr>
-                <w:sz w:val="18"/>
-              </w:rPr>
-              <w:t>M. Newville, xraylarch section 14.1 (estimate_noise)</w:t>
-            </w:r>
-          </w:p>
-        </w:tc>
-        <w:tc>
-          <w:tcPr>
-            <w:tcW w:type="dxa" w:w="2351"/>
-          </w:tcPr>
-          <w:p>
-            <w:r>
-              <w:rPr>
-                <w:sz w:val="18"/>
-              </w:rPr>
-              <w:t>confirmed as EXAFS chi(R) tool; not used here</w:t>
-            </w:r>
-          </w:p>
-        </w:tc>
-        <w:tc>
-          <w:tcPr>
-            <w:tcW w:type="dxa" w:w="2351"/>
-          </w:tcPr>
-          <w:p>
-            <w:r>
-              <w:rPr>
-                <w:sz w:val="18"/>
-              </w:rPr>
-              <w:t>partially</w:t>
-            </w:r>
-          </w:p>
-        </w:tc>
-      </w:tr>
-      <w:tr>
-        <w:tc>
-          <w:tcPr>
-            <w:tcW w:type="dxa" w:w="2351"/>
-          </w:tcPr>
-          <w:p>
-            <w:r>
-              <w:rPr>
-                <w:sz w:val="18"/>
-              </w:rPr>
-              <w:t>3</w:t>
-            </w:r>
-          </w:p>
-        </w:tc>
-        <w:tc>
-          <w:tcPr>
-            <w:tcW w:type="dxa" w:w="2351"/>
-          </w:tcPr>
-          <w:p>
-            <w:r>
-              <w:rPr>
-                <w:sz w:val="18"/>
-              </w:rPr>
-              <w:t>Y. Liu et al., TXM-Wizard, J. Synchrotron Rad. 19, 281 (2012)</w:t>
-            </w:r>
-          </w:p>
-        </w:tc>
-        <w:tc>
-          <w:tcPr>
-            <w:tcW w:type="dxa" w:w="2351"/>
-          </w:tcPr>
-          <w:p>
-            <w:r>
-              <w:rPr>
-                <w:sz w:val="18"/>
-              </w:rPr>
-              <w:t>GATE-EDGE lower bound, R-SNR, R-PRE-FLAT, C-E0-NBR concept</w:t>
-            </w:r>
-          </w:p>
-        </w:tc>
-        <w:tc>
-          <w:tcPr>
-            <w:tcW w:type="dxa" w:w="2351"/>
-          </w:tcPr>
-          <w:p>
-            <w:r>
-              <w:rPr>
-                <w:sz w:val="18"/>
-              </w:rPr>
-              <w:t>yes</w:t>
-            </w:r>
-          </w:p>
-        </w:tc>
-      </w:tr>
-      <w:tr>
-        <w:tc>
-          <w:tcPr>
-            <w:tcW w:type="dxa" w:w="2351"/>
-          </w:tcPr>
-          <w:p>
-            <w:r>
-              <w:rPr>
-                <w:sz w:val="18"/>
-              </w:rPr>
-              <w:t>4</w:t>
-            </w:r>
-          </w:p>
-        </w:tc>
-        <w:tc>
-          <w:tcPr>
-            <w:tcW w:type="dxa" w:w="2351"/>
-          </w:tcPr>
-          <w:p>
-            <w:r>
-              <w:rPr>
-                <w:sz w:val="18"/>
-              </w:rPr>
-              <w:t>T.-C. Weng et al., MBACK, J. Synchrotron Rad. 12, 506 (2005)</w:t>
-            </w:r>
-          </w:p>
-        </w:tc>
-        <w:tc>
-          <w:tcPr>
-            <w:tcW w:type="dxa" w:w="2351"/>
-          </w:tcPr>
-          <w:p>
-            <w:r>
-              <w:rPr>
-                <w:sz w:val="18"/>
-              </w:rPr>
-              <w:t>alternative normalization, not adopted</w:t>
-            </w:r>
-          </w:p>
-        </w:tc>
-        <w:tc>
-          <w:tcPr>
-            <w:tcW w:type="dxa" w:w="2351"/>
-          </w:tcPr>
-          <w:p>
-            <w:r>
-              <w:rPr>
-                <w:sz w:val="18"/>
-              </w:rPr>
-              <w:t>bibliography only</w:t>
-            </w:r>
-          </w:p>
-        </w:tc>
-      </w:tr>
-      <w:tr>
-        <w:tc>
-          <w:tcPr>
-            <w:tcW w:type="dxa" w:w="2351"/>
-          </w:tcPr>
-          <w:p>
-            <w:r>
-              <w:rPr>
-                <w:sz w:val="18"/>
-              </w:rPr>
-              <w:t>5</w:t>
-            </w:r>
-          </w:p>
-        </w:tc>
-        <w:tc>
-          <w:tcPr>
-            <w:tcW w:type="dxa" w:w="2351"/>
-          </w:tcPr>
-          <w:p>
-            <w:r>
-              <w:rPr>
-                <w:sz w:val="18"/>
-              </w:rPr>
-              <w:t>B. Lippold et al., J. Synchrotron Rad. 12, 45 (2005)</w:t>
-            </w:r>
-          </w:p>
-        </w:tc>
-        <w:tc>
-          <w:tcPr>
-            <w:tcW w:type="dxa" w:w="2351"/>
-          </w:tcPr>
-          <w:p>
-            <w:r>
-              <w:rPr>
-                <w:sz w:val="18"/>
-              </w:rPr>
-              <w:t>C-CUMDIFF (criterion 7), reserved T-OUTLIER-SCAN family</w:t>
-            </w:r>
-          </w:p>
-        </w:tc>
-        <w:tc>
-          <w:tcPr>
-            <w:tcW w:type="dxa" w:w="2351"/>
-          </w:tcPr>
-          <w:p>
-            <w:r>
-              <w:rPr>
-                <w:sz w:val="18"/>
-              </w:rPr>
-              <w:t>yes</w:t>
-            </w:r>
-          </w:p>
-        </w:tc>
-      </w:tr>
-      <w:tr>
-        <w:tc>
-          <w:tcPr>
-            <w:tcW w:type="dxa" w:w="2351"/>
-          </w:tcPr>
-          <w:p>
-            <w:r>
-              <w:rPr>
-                <w:sz w:val="18"/>
-              </w:rPr>
-              <w:t>6</w:t>
-            </w:r>
-          </w:p>
-        </w:tc>
-        <w:tc>
-          <w:tcPr>
-            <w:tcW w:type="dxa" w:w="2351"/>
-          </w:tcPr>
-          <w:p>
-            <w:r>
-              <w:rPr>
-                <w:sz w:val="18"/>
-              </w:rPr>
-              <w:t>Gaur et al., Sci. Data (2026)</w:t>
-            </w:r>
-          </w:p>
-        </w:tc>
-        <w:tc>
-          <w:tcPr>
-            <w:tcW w:type="dxa" w:w="2351"/>
-          </w:tcPr>
-          <w:p>
-            <w:r>
-              <w:rPr>
-                <w:sz w:val="18"/>
-              </w:rPr>
-              <w:t>GATE-EDGE upper bound, CAL-EREF concept, T-DRIFT motivation</w:t>
-            </w:r>
-          </w:p>
-        </w:tc>
-        <w:tc>
-          <w:tcPr>
-            <w:tcW w:type="dxa" w:w="2351"/>
-          </w:tcPr>
-          <w:p>
-            <w:r>
-              <w:rPr>
-                <w:sz w:val="18"/>
-              </w:rPr>
-              <w:t>abstract-level</w:t>
-            </w:r>
-          </w:p>
-        </w:tc>
-      </w:tr>
-      <w:tr>
-        <w:tc>
-          <w:tcPr>
-            <w:tcW w:type="dxa" w:w="2351"/>
-          </w:tcPr>
-          <w:p>
-            <w:r>
-              <w:rPr>
-                <w:sz w:val="18"/>
-              </w:rPr>
-              <w:t>7</w:t>
-            </w:r>
-          </w:p>
-        </w:tc>
-        <w:tc>
-          <w:tcPr>
-            <w:tcW w:type="dxa" w:w="2351"/>
-          </w:tcPr>
-          <w:p>
-            <w:r>
-              <w:rPr>
-                <w:sz w:val="18"/>
-              </w:rPr>
-              <w:t>C. Leys et al., J. Exp. Soc. Psychol. 49, 764 (2013)</w:t>
-            </w:r>
-          </w:p>
-        </w:tc>
-        <w:tc>
-          <w:tcPr>
-            <w:tcW w:type="dxa" w:w="2351"/>
-          </w:tcPr>
-          <w:p>
-            <w:r>
-              <w:rPr>
-                <w:sz w:val="18"/>
-              </w:rPr>
-              <w:t>MAD-based robust z; warn_z = 2.5 default</w:t>
-            </w:r>
-          </w:p>
-        </w:tc>
-        <w:tc>
-          <w:tcPr>
-            <w:tcW w:type="dxa" w:w="2351"/>
-          </w:tcPr>
-          <w:p>
-            <w:r>
-              <w:rPr>
-                <w:sz w:val="18"/>
-              </w:rPr>
-              <w:t>bibliography only</w:t>
-            </w:r>
-          </w:p>
-        </w:tc>
-      </w:tr>
-      <w:tr>
-        <w:tc>
-          <w:tcPr>
-            <w:tcW w:type="dxa" w:w="2351"/>
-          </w:tcPr>
-          <w:p>
-            <w:r>
-              <w:rPr>
-                <w:sz w:val="18"/>
-              </w:rPr>
-              <w:t>8</w:t>
-            </w:r>
-          </w:p>
-        </w:tc>
-        <w:tc>
-          <w:tcPr>
-            <w:tcW w:type="dxa" w:w="2351"/>
-          </w:tcPr>
-          <w:p>
-            <w:r>
-              <w:rPr>
-                <w:sz w:val="18"/>
-              </w:rPr>
-              <w:t>E. A. Stern and K. Kim, Phys. Rev. B 23, 3781 (1981)</w:t>
-            </w:r>
-          </w:p>
-        </w:tc>
-        <w:tc>
-          <w:tcPr>
-            <w:tcW w:type="dxa" w:w="2351"/>
-          </w:tcPr>
-          <w:p>
-            <w:r>
-              <w:rPr>
-                <w:sz w:val="18"/>
-              </w:rPr>
-              <w:t>thickness effect, GATE-EDGE upper bound physical basis</w:t>
-            </w:r>
-          </w:p>
-        </w:tc>
-        <w:tc>
-          <w:tcPr>
-            <w:tcW w:type="dxa" w:w="2351"/>
-          </w:tcPr>
-          <w:p>
-            <w:r>
-              <w:rPr>
-                <w:sz w:val="18"/>
-              </w:rPr>
-              <w:t>bibliography only</w:t>
-            </w:r>
-          </w:p>
-        </w:tc>
-      </w:tr>
-      <w:tr>
-        <w:tc>
-          <w:tcPr>
-            <w:tcW w:type="dxa" w:w="2351"/>
-          </w:tcPr>
-          <w:p>
-            <w:r>
-              <w:rPr>
-                <w:sz w:val="18"/>
-              </w:rPr>
-              <w:t>9</w:t>
-            </w:r>
-          </w:p>
-        </w:tc>
-        <w:tc>
-          <w:tcPr>
-            <w:tcW w:type="dxa" w:w="2351"/>
-          </w:tcPr>
-          <w:p>
-            <w:r>
-              <w:rPr>
-                <w:sz w:val="18"/>
-              </w:rPr>
-              <w:t>B. Ravel and M. Newville, J. Synchrotron Rad. 12, 537 (2005)</w:t>
-            </w:r>
-          </w:p>
-        </w:tc>
-        <w:tc>
-          <w:tcPr>
-            <w:tcW w:type="dxa" w:w="2351"/>
-          </w:tcPr>
-          <w:p>
-            <w:r>
-              <w:rPr>
-                <w:sz w:val="18"/>
-              </w:rPr>
-              <w:t>R-factor definition, C-SHAPE observable</w:t>
-            </w:r>
-          </w:p>
-        </w:tc>
-        <w:tc>
-          <w:tcPr>
-            <w:tcW w:type="dxa" w:w="2351"/>
-          </w:tcPr>
-          <w:p>
-            <w:r>
-              <w:rPr>
-                <w:sz w:val="18"/>
-              </w:rPr>
-              <w:t>bibliography only</w:t>
-            </w:r>
-          </w:p>
-        </w:tc>
-      </w:tr>
-    </w:tbl>
+    <w:p>
+      <w:pPr>
+        <w:spacing w:after="80"/>
+        <w:ind w:left="425" w:hanging="425"/>
+      </w:pPr>
+      <w:r>
+        <w:t xml:space="preserve">[2] M. Newville, "XAFS Functions: Overview and Naming Conventions," </w:t>
+      </w:r>
+      <w:r>
+        <w:rPr>
+          <w:i/>
+        </w:rPr>
+        <w:t>xraylarch</w:t>
+      </w:r>
+      <w:r>
+        <w:t xml:space="preserve"> 2026.3.1 documentation §14.1, https://xraypy.github.io/xraylarch/xafs_utilities.html.</w:t>
+      </w:r>
+    </w:p>
+    <w:p>
+      <w:pPr>
+        <w:spacing w:after="80"/>
+        <w:ind w:left="425" w:hanging="425"/>
+      </w:pPr>
+      <w:r>
+        <w:t xml:space="preserve">[3] Y. Liu, F. Meirer, P. A. Williams, J. Wang, J. C. Andrews, and P. Pianetta, "TXM-Wizard: a program for advanced data collection and evaluation in full-field transmission X-ray microscopy," </w:t>
+      </w:r>
+      <w:r>
+        <w:rPr>
+          <w:i/>
+        </w:rPr>
+        <w:t>J. Synchrotron Rad.</w:t>
+      </w:r>
+      <w:r>
+        <w:t xml:space="preserve"> </w:t>
+      </w:r>
+      <w:r>
+        <w:rPr>
+          <w:b/>
+        </w:rPr>
+        <w:t>19</w:t>
+      </w:r>
+      <w:r>
+        <w:t>, 281–287 (2012). doi:10.1107/S0909049511049144.</w:t>
+      </w:r>
+    </w:p>
+    <w:p>
+      <w:pPr>
+        <w:spacing w:after="80"/>
+        <w:ind w:left="425" w:hanging="425"/>
+      </w:pPr>
+      <w:r>
+        <w:t xml:space="preserve">[4] T.-C. Weng, G. S. Waldo, and J. E. Penner-Hahn, "A method for normalization of X-ray absorption spectra," </w:t>
+      </w:r>
+      <w:r>
+        <w:rPr>
+          <w:i/>
+        </w:rPr>
+        <w:t>J. Synchrotron Rad.</w:t>
+      </w:r>
+      <w:r>
+        <w:t xml:space="preserve"> </w:t>
+      </w:r>
+      <w:r>
+        <w:rPr>
+          <w:b/>
+        </w:rPr>
+        <w:t>12</w:t>
+      </w:r>
+      <w:r>
+        <w:t>, 506–510 (2005). doi:10.1107/S0909049504034193.</w:t>
+      </w:r>
+    </w:p>
+    <w:p>
+      <w:pPr>
+        <w:spacing w:after="80"/>
+        <w:ind w:left="425" w:hanging="425"/>
+      </w:pPr>
+      <w:r>
+        <w:t xml:space="preserve">[5] B. Lippold, W. Meyer-Klaucke, T. Meyer, and G. Henkel, "Towards an automated quality control of XAS data," </w:t>
+      </w:r>
+      <w:r>
+        <w:rPr>
+          <w:i/>
+        </w:rPr>
+        <w:t>J. Synchrotron Rad.</w:t>
+      </w:r>
+      <w:r>
+        <w:t xml:space="preserve"> </w:t>
+      </w:r>
+      <w:r>
+        <w:rPr>
+          <w:b/>
+        </w:rPr>
+        <w:t>12</w:t>
+      </w:r>
+      <w:r>
+        <w:t>, 45–52 (2005). doi:10.1107/S0909049504028821.</w:t>
+      </w:r>
+    </w:p>
+    <w:p>
+      <w:pPr>
+        <w:spacing w:after="80"/>
+        <w:ind w:left="425" w:hanging="425"/>
+      </w:pPr>
+      <w:r>
+        <w:t xml:space="preserve">[6] A. Gaur et al., "Curating and sharing XAS data — Metadata and Scientific quality control," </w:t>
+      </w:r>
+      <w:r>
+        <w:rPr>
+          <w:i/>
+        </w:rPr>
+        <w:t>Scientific Data</w:t>
+      </w:r>
+      <w:r>
+        <w:t xml:space="preserve"> (2026). doi:10.1038/s41597-026-07966-x.</w:t>
+      </w:r>
+    </w:p>
+    <w:p>
+      <w:pPr>
+        <w:spacing w:after="80"/>
+        <w:ind w:left="425" w:hanging="425"/>
+      </w:pPr>
+      <w:r>
+        <w:t xml:space="preserve">[7] C. Leys, C. Ley, O. Klein, P. Bernard, and L. Licata, "Detecting outliers: Do not use standard deviation around the mean, use absolute deviation around the median," </w:t>
+      </w:r>
+      <w:r>
+        <w:rPr>
+          <w:i/>
+        </w:rPr>
+        <w:t>J. Exp. Soc. Psychol.</w:t>
+      </w:r>
+      <w:r>
+        <w:t xml:space="preserve"> </w:t>
+      </w:r>
+      <w:r>
+        <w:rPr>
+          <w:b/>
+        </w:rPr>
+        <w:t>49</w:t>
+      </w:r>
+      <w:r>
+        <w:t>, 764–766 (2013). doi:10.1016/j.jesp.2013.03.013.</w:t>
+      </w:r>
+    </w:p>
+    <w:p>
+      <w:pPr>
+        <w:spacing w:after="80"/>
+        <w:ind w:left="425" w:hanging="425"/>
+      </w:pPr>
+      <w:r>
+        <w:t xml:space="preserve">[8] E. A. Stern and K. Kim, "Thickness effect on the extended-x-ray-absorption-fine-structure amplitude," </w:t>
+      </w:r>
+      <w:r>
+        <w:rPr>
+          <w:i/>
+        </w:rPr>
+        <w:t>Phys. Rev. B</w:t>
+      </w:r>
+      <w:r>
+        <w:t xml:space="preserve"> </w:t>
+      </w:r>
+      <w:r>
+        <w:rPr>
+          <w:b/>
+        </w:rPr>
+        <w:t>23</w:t>
+      </w:r>
+      <w:r>
+        <w:t>, 3781–3787 (1981). doi:10.1103/PhysRevB.23.3781.</w:t>
+      </w:r>
+    </w:p>
+    <w:p>
+      <w:pPr>
+        <w:spacing w:after="80"/>
+        <w:ind w:left="425" w:hanging="425"/>
+      </w:pPr>
+      <w:r>
+        <w:t xml:space="preserve">[9] B. Ravel and M. Newville, "ATHENA, ARTEMIS, HEPHAESTUS: data analysis for X-ray absorption spectroscopy using IFEFFIT," </w:t>
+      </w:r>
+      <w:r>
+        <w:rPr>
+          <w:i/>
+        </w:rPr>
+        <w:t>J. Synchrotron Rad.</w:t>
+      </w:r>
+      <w:r>
+        <w:t xml:space="preserve"> </w:t>
+      </w:r>
+      <w:r>
+        <w:rPr>
+          <w:b/>
+        </w:rPr>
+        <w:t>12</w:t>
+      </w:r>
+      <w:r>
+        <w:t>, 537–541 (2005). doi:10.1107/S0909049505012719.</w:t>
+      </w:r>
+    </w:p>
+    <w:p>
+      <w:r>
+        <w:t>Note on source verification. References [1], [3], and [5] were consulted in full during the design of the corresponding rules and can be cited authoritatively. References [4], [7], [8], and [9] were confirmed from bibliographic search but not read in full; their conclusions are cited by convention. Reference [6] (Gaur 2026) was consulted at abstract level; the specific recommendations we compare against in section 4.6 (edge-jump window [0.5, 2.0], derivative-peak FWHM window [0.5, 2.0] eV) should be verified against the full text before being adopted in a downstream publication. Reference [2] was consulted for the specific question of whether xraylarch's estimate_noise applies to XANES data (it does not).</w:t>
+      </w:r>
+    </w:p>
     <w:p>
       <w:r>
         <w:br w:type="page"/>

--- a/NiXZ-121_Report.docx
+++ b/NiXZ-121_Report.docx
@@ -42,7 +42,7 @@
         <w:rPr>
           <w:sz w:val="22"/>
         </w:rPr>
-        <w:t>2026-09-28</w:t>
+        <w:t>2026-09-29</w:t>
       </w:r>
     </w:p>
     <w:p/>
@@ -2974,7 +2974,7 @@
         <w:ind w:left="425" w:hanging="425"/>
       </w:pPr>
       <w:r>
-        <w:t xml:space="preserve">[4] T.-C. Weng, G. S. Waldo, and J. E. Penner-Hahn, "A method for normalization of X-ray absorption spectra," </w:t>
+        <w:t xml:space="preserve">[4] T.-C. Weng, G. S. Waldo, and J. E. Penner-Hahn, "A method for normalization of X-ray absorption spectra (MBACK)," </w:t>
       </w:r>
       <w:r>
         <w:rPr>
@@ -3091,7 +3091,7 @@
         <w:t>23</w:t>
       </w:r>
       <w:r>
-        <w:t>, 3781–3787 (1981). doi:10.1103/PhysRevB.23.3781.</w:t>
+        <w:t>, 3781 (1981). doi:10.1103/PhysRevB.23.3781.</w:t>
       </w:r>
     </w:p>
     <w:p>
@@ -3123,7 +3123,7 @@
     </w:p>
     <w:p>
       <w:r>
-        <w:t>Note on source verification. References [1], [3], and [5] were consulted in full during the design of the corresponding rules and can be cited authoritatively. References [4], [7], [8], and [9] were confirmed from bibliographic search but not read in full; their conclusions are cited by convention. Reference [6] (Gaur 2026) was consulted at abstract level; the specific recommendations we compare against in section 4.6 (edge-jump window [0.5, 2.0], derivative-peak FWHM window [0.5, 2.0] eV) should be verified against the full text before being adopted in a downstream publication. Reference [2] was consulted for the specific question of whether xraylarch's estimate_noise applies to XANES data (it does not).</w:t>
+        <w:t>Note on source verification. References [1], [3], and [5] were consulted in full during the design of the corresponding rules and can be cited authoritatively; reference [5] is additionally available as a PDF in the project's references/ folder. Reference [2] was consulted for a single specific question -- whether xraylarch's estimate_noise applies to XANES data (it does not) -- so only the relevant passage was read. References [4] and [9] are cited from bibliographic metadata gathered through xraylarch's and TXM-Wizard's own reference lists, but the original text has not been read for this project. Reference [7] (Leys et al. 2013) is cited from bibliographic search; the DOI and page range are widely reported but were not verified line-by-line against the printed article. Reference [8] (Stern and Kim 1981) is cited from bibliographic search; the volume and starting page 3781 are well-established but the full page range and DOI have not been verified against the print. Reference [6] (Gaur et al. 2026) was consulted at abstract level only; the specific numerical recommendations we compare against in section 4.6 -- edge-jump window [0.5, 2.0] and derivative-peak FWHM window [0.5, 2.0] eV -- should be verified against the full text before being propagated to a downstream publication. The DOI 10.1038/s41597-026-07966-x follows the Scientific Data year-encoding convention (026 = 2026) but the specific serial number component has not been independently confirmed.</w:t>
       </w:r>
     </w:p>
     <w:p>
